--- a/documents/ТЗ.docx
+++ b/documents/ТЗ.docx
@@ -295,19 +295,11 @@
         <w:ind w:firstLine="0"/>
         <w:jc w:val="right"/>
       </w:pPr>
-      <w:proofErr w:type="spellStart"/>
       <w:r>
         <w:rPr>
           <w:rFonts w:eastAsia="Calibri"/>
         </w:rPr>
-        <w:t>Крадинов</w:t>
-      </w:r>
-      <w:proofErr w:type="spellEnd"/>
-      <w:r>
-        <w:rPr>
-          <w:rFonts w:eastAsia="Calibri"/>
-        </w:rPr>
-        <w:t xml:space="preserve"> Дмитрий Павлович</w:t>
+        <w:t>Крадинов Дмитрий Павлович</w:t>
       </w:r>
     </w:p>
     <w:p>
@@ -543,63 +535,19 @@
         <w:jc w:val="left"/>
         <w:rPr>
           <w:szCs w:val="28"/>
-          <w:lang w:val="en-US"/>
         </w:rPr>
       </w:pPr>
       <w:r>
         <w:rPr>
           <w:szCs w:val="28"/>
-          <w:lang w:val="en-US"/>
         </w:rPr>
-        <w:t xml:space="preserve">Customer Relationship Management </w:t>
-      </w:r>
-      <w:r>
-        <w:rPr>
-          <w:szCs w:val="28"/>
-          <w:lang w:val="en-US"/>
-        </w:rPr>
-        <w:t>(</w:t>
-      </w:r>
-      <w:r>
-        <w:rPr>
-          <w:szCs w:val="28"/>
-          <w:lang w:val="en-US"/>
-        </w:rPr>
-        <w:t>CRM</w:t>
-      </w:r>
-      <w:r>
-        <w:rPr>
-          <w:szCs w:val="28"/>
-          <w:lang w:val="en-US"/>
-        </w:rPr>
-        <w:t>)</w:t>
-      </w:r>
-      <w:r>
-        <w:rPr>
-          <w:szCs w:val="28"/>
-          <w:lang w:val="en-US"/>
-        </w:rPr>
-        <w:t xml:space="preserve"> </w:t>
+        <w:t>Музыкальная социальная сеть</w:t>
       </w:r>
       <w:r>
         <w:rPr>
           <w:szCs w:val="28"/>
         </w:rPr>
-        <w:t>сайт</w:t>
-      </w:r>
-      <w:r>
-        <w:rPr>
-          <w:szCs w:val="28"/>
-          <w:lang w:val="en-US"/>
-        </w:rPr>
-        <w:t xml:space="preserve"> </w:t>
-      </w:r>
-      <w:r>
-        <w:rPr>
-          <w:szCs w:val="28"/>
-          <w:lang w:val="en-US"/>
-        </w:rPr>
-        <w:t>«</w:t>
+        <w:t xml:space="preserve"> «</w:t>
       </w:r>
       <w:r>
         <w:rPr>
@@ -610,7 +558,6 @@
       <w:r>
         <w:rPr>
           <w:szCs w:val="28"/>
-          <w:lang w:val="en-US"/>
         </w:rPr>
         <w:t xml:space="preserve"> </w:t>
       </w:r>
@@ -623,16 +570,8 @@
       <w:r>
         <w:rPr>
           <w:szCs w:val="28"/>
-          <w:lang w:val="en-US"/>
         </w:rPr>
-        <w:t>»</w:t>
-      </w:r>
-      <w:r>
-        <w:rPr>
-          <w:szCs w:val="28"/>
-          <w:lang w:val="en-US"/>
-        </w:rPr>
-        <w:t>.</w:t>
+        <w:t>».</w:t>
       </w:r>
     </w:p>
     <w:p>
@@ -696,25 +635,16 @@
         <w:t>Ра</w:t>
       </w:r>
       <w:r>
-        <w:t xml:space="preserve">зработка </w:t>
+        <w:t>зработ</w:t>
       </w:r>
       <w:r>
-        <w:rPr>
-          <w:lang w:val="en-US"/>
-        </w:rPr>
-        <w:t>CRM</w:t>
+        <w:t>ать сайт для музыкальных групп, который позволит слушателям знакомиться с творчеством без подписок и рекламы</w:t>
       </w:r>
       <w:r>
-        <w:t xml:space="preserve"> </w:t>
+        <w:t>.</w:t>
       </w:r>
       <w:r>
-        <w:t>сайта позволяющий</w:t>
-      </w:r>
-      <w:r>
-        <w:t xml:space="preserve"> делать ремиксы, слушать и скачивать треки любимых музыкальных групп</w:t>
-      </w:r>
-      <w:r>
-        <w:t xml:space="preserve"> без внесения платы.</w:t>
+        <w:t xml:space="preserve"> Повысить узнаваемость независимость музыкальных групп.</w:t>
       </w:r>
     </w:p>
     <w:p>
@@ -778,7 +708,19 @@
         <w:rPr>
           <w:lang w:val="en-US"/>
         </w:rPr>
-        <w:t>API;</w:t>
+        <w:t>API</w:t>
+      </w:r>
+      <w:r>
+        <w:rPr>
+          <w:lang w:val="en-US"/>
+        </w:rPr>
+        <w:t>:REST</w:t>
+      </w:r>
+      <w:r>
+        <w:rPr>
+          <w:lang w:val="en-US"/>
+        </w:rPr>
+        <w:t>;</w:t>
       </w:r>
     </w:p>
     <w:p>
@@ -849,39 +791,6 @@
     </w:p>
     <w:p>
       <w:pPr>
-        <w:pStyle w:val="af5"/>
-        <w:numPr>
-          <w:ilvl w:val="0"/>
-          <w:numId w:val="24"/>
-        </w:numPr>
-        <w:tabs>
-          <w:tab w:val="left" w:pos="993"/>
-        </w:tabs>
-      </w:pPr>
-      <w:r>
-        <w:t>Создать окно под работу с собственными записями</w:t>
-      </w:r>
-      <w:r>
-        <w:t>;</w:t>
-      </w:r>
-    </w:p>
-    <w:p>
-      <w:pPr>
-        <w:pStyle w:val="af5"/>
-        <w:numPr>
-          <w:ilvl w:val="0"/>
-          <w:numId w:val="24"/>
-        </w:numPr>
-        <w:tabs>
-          <w:tab w:val="left" w:pos="993"/>
-        </w:tabs>
-      </w:pPr>
-      <w:r>
-        <w:t>Сделать телеграмм-бота.</w:t>
-      </w:r>
-    </w:p>
-    <w:p>
-      <w:pPr>
         <w:pStyle w:val="1"/>
         <w:numPr>
           <w:ilvl w:val="0"/>
@@ -1080,7 +989,6 @@
         </w:numPr>
       </w:pPr>
       <w:r>
-        <w:lastRenderedPageBreak/>
         <w:t>Окно авторизации: поля для ввода логина, пароля, кнопки авторизации через сторонние ресурсы;</w:t>
       </w:r>
     </w:p>
@@ -1093,6 +1001,7 @@
         </w:numPr>
       </w:pPr>
       <w:r>
+        <w:lastRenderedPageBreak/>
         <w:t>Главное меню:</w:t>
       </w:r>
       <w:r>
@@ -1112,18 +1021,6 @@
       </w:pPr>
       <w:r>
         <w:t>Окно музыкальной группы: кнопки взаимодействия с треками;</w:t>
-      </w:r>
-    </w:p>
-    <w:p>
-      <w:pPr>
-        <w:pStyle w:val="af5"/>
-        <w:numPr>
-          <w:ilvl w:val="0"/>
-          <w:numId w:val="22"/>
-        </w:numPr>
-      </w:pPr>
-      <w:r>
-        <w:t>Творческое окно: поле загрузки файла, слайдеры, кнопки для редактирования файлов;</w:t>
       </w:r>
     </w:p>
     <w:p>
@@ -1232,24 +1129,6 @@
         </w:numPr>
       </w:pPr>
       <w:r>
-        <w:t xml:space="preserve">Творческое окно: </w:t>
-      </w:r>
-      <w:r>
-        <w:t>минималистичный задний фон</w:t>
-      </w:r>
-      <w:r>
-        <w:t>;</w:t>
-      </w:r>
-    </w:p>
-    <w:p>
-      <w:pPr>
-        <w:pStyle w:val="af5"/>
-        <w:numPr>
-          <w:ilvl w:val="0"/>
-          <w:numId w:val="21"/>
-        </w:numPr>
-      </w:pPr>
-      <w:r>
         <w:t>Вспомогательные окна: минималистичный дизайн</w:t>
       </w:r>
     </w:p>
@@ -1279,36 +1158,35 @@
     </w:p>
     <w:p>
       <w:r>
-        <w:t>Информация о пользователях будет храниться в формате .</w:t>
+        <w:t xml:space="preserve">Информация о пользователях будет храниться в </w:t>
+      </w:r>
+      <w:r>
+        <w:t xml:space="preserve">базе данных </w:t>
       </w:r>
       <w:r>
         <w:rPr>
           <w:lang w:val="en-US"/>
         </w:rPr>
-        <w:t>txt</w:t>
+        <w:t>sqlite</w:t>
       </w:r>
       <w:r>
         <w:t>, музыка в .</w:t>
       </w:r>
-      <w:proofErr w:type="spellStart"/>
       <w:r>
         <w:rPr>
           <w:lang w:val="en-US"/>
         </w:rPr>
         <w:t>mp</w:t>
       </w:r>
-      <w:proofErr w:type="spellEnd"/>
       <w:r>
         <w:t>3, картинки и другие элементы дизайна в .</w:t>
       </w:r>
-      <w:proofErr w:type="spellStart"/>
       <w:r>
         <w:rPr>
           <w:lang w:val="en-US"/>
         </w:rPr>
         <w:t>png</w:t>
       </w:r>
-      <w:proofErr w:type="spellEnd"/>
       <w:r>
         <w:t>, .</w:t>
       </w:r>
@@ -1387,29 +1265,52 @@
     </w:p>
     <w:p>
       <w:r>
-        <w:t xml:space="preserve">Исполнитель должен предоставить ссылку на итоговый репозиторий в Яндекс LMS. В </w:t>
+        <w:t xml:space="preserve">Исполнитель должен предоставить ссылку на итоговый репозиторий в Яндекс LMS. В Git Репозитории будет находиться папка documents с презентацией, описанием, техническим заданием и пояснительной запиской. </w:t>
       </w:r>
-      <w:proofErr w:type="spellStart"/>
       <w:r>
-        <w:t>Git</w:t>
+        <w:t xml:space="preserve">Для входа на сайт пройдите по ссылке </w:t>
       </w:r>
-      <w:proofErr w:type="spellEnd"/>
       <w:r>
-        <w:t xml:space="preserve"> Репозитории будет находиться папка </w:t>
+        <w:t>(</w:t>
       </w:r>
-      <w:proofErr w:type="spellStart"/>
+      <w:hyperlink r:id="rId8" w:history="1">
+        <w:r>
+          <w:rPr>
+            <w:rStyle w:val="af2"/>
+            <w:lang w:val="en-US"/>
+          </w:rPr>
+          <w:t>www</w:t>
+        </w:r>
+        <w:r>
+          <w:rPr>
+            <w:rStyle w:val="af2"/>
+          </w:rPr>
+          <w:t>.</w:t>
+        </w:r>
+        <w:r>
+          <w:rPr>
+            <w:rStyle w:val="af2"/>
+            <w:lang w:val="en-US"/>
+          </w:rPr>
+          <w:t>boldaed</w:t>
+        </w:r>
+        <w:r>
+          <w:rPr>
+            <w:rStyle w:val="af2"/>
+          </w:rPr>
+          <w:t>.</w:t>
+        </w:r>
+        <w:r>
+          <w:rPr>
+            <w:rStyle w:val="af2"/>
+            <w:lang w:val="en-US"/>
+          </w:rPr>
+          <w:t>ru</w:t>
+        </w:r>
+      </w:hyperlink>
       <w:r>
-        <w:t>documents</w:t>
+        <w:t>)</w:t>
       </w:r>
-      <w:proofErr w:type="spellEnd"/>
-      <w:r>
-        <w:t xml:space="preserve"> с презентацией, описанием, техническим заданием и пояснительной запиской. Также будет присутствовать скрипт для формирования .</w:t>
-      </w:r>
-      <w:proofErr w:type="spellStart"/>
-      <w:r>
-        <w:t>exe</w:t>
-      </w:r>
-      <w:proofErr w:type="spellEnd"/>
       <w:r>
         <w:t>.</w:t>
       </w:r>
@@ -1436,7 +1337,6 @@
         <w:rPr>
           <w:rFonts w:eastAsia="Calibri"/>
         </w:rPr>
-        <w:lastRenderedPageBreak/>
         <w:t>Авторские права:</w:t>
       </w:r>
     </w:p>
@@ -1502,6 +1402,7 @@
         <w:rPr>
           <w:rFonts w:eastAsia="Calibri"/>
         </w:rPr>
+        <w:lastRenderedPageBreak/>
         <w:t>Исполнители:</w:t>
       </w:r>
     </w:p>
@@ -1642,21 +1543,12 @@
                 <w:b/>
               </w:rPr>
             </w:pPr>
-            <w:proofErr w:type="spellStart"/>
             <w:r>
               <w:rPr>
                 <w:rFonts w:eastAsia="Calibri"/>
                 <w:b/>
               </w:rPr>
-              <w:t>Крадинов</w:t>
-            </w:r>
-            <w:proofErr w:type="spellEnd"/>
-            <w:r>
-              <w:rPr>
-                <w:rFonts w:eastAsia="Calibri"/>
-                <w:b/>
-              </w:rPr>
-              <w:t xml:space="preserve"> Д. П.</w:t>
+              <w:t>Крадинов Д. П.</w:t>
             </w:r>
           </w:p>
         </w:tc>
@@ -1757,21 +1649,12 @@
                 <w:b/>
               </w:rPr>
             </w:pPr>
-            <w:proofErr w:type="spellStart"/>
             <w:r>
               <w:rPr>
                 <w:rFonts w:eastAsia="Calibri"/>
                 <w:b/>
               </w:rPr>
-              <w:t>Крадинов</w:t>
-            </w:r>
-            <w:proofErr w:type="spellEnd"/>
-            <w:r>
-              <w:rPr>
-                <w:rFonts w:eastAsia="Calibri"/>
-                <w:b/>
-              </w:rPr>
-              <w:t xml:space="preserve"> Д. П.</w:t>
+              <w:t>Крадинов Д. П.</w:t>
             </w:r>
           </w:p>
         </w:tc>
@@ -1785,7 +1668,7 @@
       </w:pPr>
     </w:p>
     <w:sectPr>
-      <w:footerReference w:type="default" r:id="rId8"/>
+      <w:footerReference w:type="default" r:id="rId9"/>
       <w:pgSz w:w="11906" w:h="16838"/>
       <w:pgMar w:top="1134" w:right="567" w:bottom="1134" w:left="1134" w:header="709" w:footer="709" w:gutter="0"/>
       <w:cols w:space="708"/>
@@ -5215,6 +5098,7 @@
   <w:style w:type="character" w:default="1" w:styleId="a0">
     <w:name w:val="Default Paragraph Font"/>
     <w:uiPriority w:val="1"/>
+    <w:semiHidden/>
     <w:unhideWhenUsed/>
   </w:style>
   <w:style w:type="table" w:default="1" w:styleId="a1">

--- a/documents/ТЗ.docx
+++ b/documents/ТЗ.docx
@@ -295,11 +295,19 @@
         <w:ind w:firstLine="0"/>
         <w:jc w:val="right"/>
       </w:pPr>
+      <w:proofErr w:type="spellStart"/>
       <w:r>
         <w:rPr>
           <w:rFonts w:eastAsia="Calibri"/>
         </w:rPr>
-        <w:t>Крадинов Дмитрий Павлович</w:t>
+        <w:t>Крадинов</w:t>
+      </w:r>
+      <w:proofErr w:type="spellEnd"/>
+      <w:r>
+        <w:rPr>
+          <w:rFonts w:eastAsia="Calibri"/>
+        </w:rPr>
+        <w:t xml:space="preserve"> Дмитрий Павлович</w:t>
       </w:r>
     </w:p>
     <w:p>
@@ -704,6 +712,7 @@
       <w:r>
         <w:t xml:space="preserve">Исследовать возможности </w:t>
       </w:r>
+      <w:proofErr w:type="gramStart"/>
       <w:r>
         <w:rPr>
           <w:lang w:val="en-US"/>
@@ -716,6 +725,7 @@
         </w:rPr>
         <w:t>:REST</w:t>
       </w:r>
+      <w:proofErr w:type="gramEnd"/>
       <w:r>
         <w:rPr>
           <w:lang w:val="en-US"/>
@@ -791,6 +801,21 @@
     </w:p>
     <w:p>
       <w:pPr>
+        <w:pStyle w:val="af5"/>
+        <w:numPr>
+          <w:ilvl w:val="0"/>
+          <w:numId w:val="24"/>
+        </w:numPr>
+        <w:tabs>
+          <w:tab w:val="left" w:pos="993"/>
+        </w:tabs>
+      </w:pPr>
+      <w:r>
+        <w:t>Создать базу данных для поиска информации</w:t>
+      </w:r>
+    </w:p>
+    <w:p>
+      <w:pPr>
         <w:pStyle w:val="1"/>
         <w:numPr>
           <w:ilvl w:val="0"/>
@@ -989,6 +1014,7 @@
         </w:numPr>
       </w:pPr>
       <w:r>
+        <w:lastRenderedPageBreak/>
         <w:t>Окно авторизации: поля для ввода логина, пароля, кнопки авторизации через сторонние ресурсы;</w:t>
       </w:r>
     </w:p>
@@ -1001,7 +1027,6 @@
         </w:numPr>
       </w:pPr>
       <w:r>
-        <w:lastRenderedPageBreak/>
         <w:t>Главное меню:</w:t>
       </w:r>
       <w:r>
@@ -1163,30 +1188,36 @@
       <w:r>
         <w:t xml:space="preserve">базе данных </w:t>
       </w:r>
+      <w:proofErr w:type="spellStart"/>
       <w:r>
         <w:rPr>
           <w:lang w:val="en-US"/>
         </w:rPr>
         <w:t>sqlite</w:t>
       </w:r>
+      <w:proofErr w:type="spellEnd"/>
       <w:r>
         <w:t>, музыка в .</w:t>
       </w:r>
+      <w:proofErr w:type="spellStart"/>
       <w:r>
         <w:rPr>
           <w:lang w:val="en-US"/>
         </w:rPr>
         <w:t>mp</w:t>
       </w:r>
+      <w:proofErr w:type="spellEnd"/>
       <w:r>
         <w:t>3, картинки и другие элементы дизайна в .</w:t>
       </w:r>
+      <w:proofErr w:type="spellStart"/>
       <w:r>
         <w:rPr>
           <w:lang w:val="en-US"/>
         </w:rPr>
         <w:t>png</w:t>
       </w:r>
+      <w:proofErr w:type="spellEnd"/>
       <w:r>
         <w:t>, .</w:t>
       </w:r>
@@ -1265,7 +1296,23 @@
     </w:p>
     <w:p>
       <w:r>
-        <w:t xml:space="preserve">Исполнитель должен предоставить ссылку на итоговый репозиторий в Яндекс LMS. В Git Репозитории будет находиться папка documents с презентацией, описанием, техническим заданием и пояснительной запиской. </w:t>
+        <w:t xml:space="preserve">Исполнитель должен предоставить ссылку на итоговый репозиторий в Яндекс LMS. В </w:t>
+      </w:r>
+      <w:proofErr w:type="spellStart"/>
+      <w:r>
+        <w:t>Git</w:t>
+      </w:r>
+      <w:proofErr w:type="spellEnd"/>
+      <w:r>
+        <w:t xml:space="preserve"> Репозитории будет находиться папка </w:t>
+      </w:r>
+      <w:proofErr w:type="spellStart"/>
+      <w:r>
+        <w:t>documents</w:t>
+      </w:r>
+      <w:proofErr w:type="spellEnd"/>
+      <w:r>
+        <w:t xml:space="preserve"> с презентацией, описанием, техническим заданием и пояснительной запиской. </w:t>
       </w:r>
       <w:r>
         <w:t xml:space="preserve">Для входа на сайт пройдите по ссылке </w:t>
@@ -1287,6 +1334,7 @@
           </w:rPr>
           <w:t>.</w:t>
         </w:r>
+        <w:proofErr w:type="spellStart"/>
         <w:r>
           <w:rPr>
             <w:rStyle w:val="af2"/>
@@ -1294,12 +1342,14 @@
           </w:rPr>
           <w:t>boldaed</w:t>
         </w:r>
+        <w:proofErr w:type="spellEnd"/>
         <w:r>
           <w:rPr>
             <w:rStyle w:val="af2"/>
           </w:rPr>
           <w:t>.</w:t>
         </w:r>
+        <w:proofErr w:type="spellStart"/>
         <w:r>
           <w:rPr>
             <w:rStyle w:val="af2"/>
@@ -1307,6 +1357,7 @@
           </w:rPr>
           <w:t>ru</w:t>
         </w:r>
+        <w:proofErr w:type="spellEnd"/>
       </w:hyperlink>
       <w:r>
         <w:t>)</w:t>
@@ -1367,6 +1418,7 @@
         <w:rPr>
           <w:rFonts w:eastAsia="Calibri"/>
         </w:rPr>
+        <w:lastRenderedPageBreak/>
         <w:t>Иные требования:</w:t>
       </w:r>
     </w:p>
@@ -1402,7 +1454,6 @@
         <w:rPr>
           <w:rFonts w:eastAsia="Calibri"/>
         </w:rPr>
-        <w:lastRenderedPageBreak/>
         <w:t>Исполнители:</w:t>
       </w:r>
     </w:p>
@@ -1543,12 +1594,21 @@
                 <w:b/>
               </w:rPr>
             </w:pPr>
+            <w:proofErr w:type="spellStart"/>
             <w:r>
               <w:rPr>
                 <w:rFonts w:eastAsia="Calibri"/>
                 <w:b/>
               </w:rPr>
-              <w:t>Крадинов Д. П.</w:t>
+              <w:t>Крадинов</w:t>
+            </w:r>
+            <w:proofErr w:type="spellEnd"/>
+            <w:r>
+              <w:rPr>
+                <w:rFonts w:eastAsia="Calibri"/>
+                <w:b/>
+              </w:rPr>
+              <w:t xml:space="preserve"> Д. П.</w:t>
             </w:r>
           </w:p>
         </w:tc>
@@ -1649,12 +1709,21 @@
                 <w:b/>
               </w:rPr>
             </w:pPr>
+            <w:proofErr w:type="spellStart"/>
             <w:r>
               <w:rPr>
                 <w:rFonts w:eastAsia="Calibri"/>
                 <w:b/>
               </w:rPr>
-              <w:t>Крадинов Д. П.</w:t>
+              <w:t>Крадинов</w:t>
+            </w:r>
+            <w:proofErr w:type="spellEnd"/>
+            <w:r>
+              <w:rPr>
+                <w:rFonts w:eastAsia="Calibri"/>
+                <w:b/>
+              </w:rPr>
+              <w:t xml:space="preserve"> Д. П.</w:t>
             </w:r>
           </w:p>
         </w:tc>
